--- a/courts/ninth-circuit/nevada/state/supreme-court/amicus-brief/usage/OUTPUT-amicus-brief.docx
+++ b/courts/ninth-circuit/nevada/state/supreme-court/amicus-brief/usage/OUTPUT-amicus-brief.docx
@@ -5674,7 +5674,7 @@
         <w:pStyle w:val="BodyText"/>
       </w:pPr>
       <w:r>
-        <w:t xml:space="preserve">But there is only one remedy for a discovery violation when the State (the prosecution or the police) has acted in bad faith: a mistrial. This Court has explained it must reverse if “the State has acted in bad faith, or [if] the non-disclosure results in substantial prejudice to appellant, and . . . such prejudice has not been alleviated by the trial court’s order.”</w:t>
+        <w:t xml:space="preserve">But there is only one remedy for a discovery violation when the State (the prosecution or the police) has acted in bad faith: a mistrial. This Court has explained it must reverse if “the State has acted in bad faith, or [if] the non-disclosure results in substantial prejudice to appellant, and ⁠. ⁠. ⁠. such prejudice has not been alleviated by the trial court’s order.”</w:t>
       </w:r>
       <w:r>
         <w:t xml:space="preserve"> </w:t>
@@ -6462,7 +6462,7 @@
         <w:t xml:space="preserve"> </w:t>
       </w:r>
       <w:r>
-        <w:t xml:space="preserve">At the same time, the Court has acknowledged that reversal is required if late disclosure “results in substantial prejudice to appellant, and . . . such prejudice has not been alleviated by the trial court’s order.”</w:t>
+        <w:t xml:space="preserve">At the same time, the Court has acknowledged that reversal is required if late disclosure “results in substantial prejudice to appellant, and ⁠. ⁠. ⁠. such prejudice has not been alleviated by the trial court’s order.”</w:t>
       </w:r>
       <w:r>
         <w:t xml:space="preserve"> </w:t>
@@ -6505,7 +6505,7 @@
         <w:pStyle w:val="BodyText"/>
       </w:pPr>
       <w:r>
-        <w:t xml:space="preserve">Moreover, a wealth of modern federal case law confirms that the State’s late disclosure of exculpatory information implicates a defendant’s Fourteenth Amendment rights. For example, then-Circuit Judge Sonia Sotomayor explained, “Brady information . . . must be disclosed ‘in a manner that gives the defendant a reasonable opportunity either to use the evidence in the trial or to use the information to obtain evidence for use in the trial.’”</w:t>
+        <w:t xml:space="preserve">Moreover, a wealth of modern federal case law confirms that the State’s late disclosure of exculpatory information implicates a defendant’s Fourteenth Amendment rights. For example, then-Circuit Judge Sonia Sotomayor explained, “Brady information ⁠. ⁠. ⁠. must be disclosed ‘in a manner that gives the defendant a reasonable opportunity either to use the evidence in the trial or to use the information to obtain evidence for use in the trial.’”</w:t>
       </w:r>
       <w:r>
         <w:t xml:space="preserve"> </w:t>
@@ -6817,7 +6817,7 @@
         <w:t xml:space="preserve">Brady</w:t>
       </w:r>
       <w:r>
-        <w:t xml:space="preserve">). “When such a disclosure is first made on the eve of trial, or when trial is under way, the opportunity to use it may be impaired. The defense may be unable to divert resources from other initiatives . . . that are or may seem more pressing. And the defense may be unable to assimilate the information into its case.”</w:t>
+        <w:t xml:space="preserve">). “When such a disclosure is first made on the eve of trial, or when trial is under way, the opportunity to use it may be impaired. The defense may be unable to divert resources from other initiatives ⁠. ⁠. ⁠. that are or may seem more pressing. And the defense may be unable to assimilate the information into its case.”</w:t>
       </w:r>
       <w:r>
         <w:t xml:space="preserve"> </w:t>
